--- a/mokdong2/2fin/word/md2s2_L6_check_exam.docx
+++ b/mokdong2/2fin/word/md2s2_L6_check_exam.docx
@@ -3871,7 +3871,7 @@
           <w:sz w:val="20"/>
           <w:u w:val="none"/>
         </w:rPr>
-        <w:t>〈보기〉 ( he / studied / so / such / hard / that / he / was able to / teach / in Korean / after only a few years )</w:t>
+        <w:t>〈보기〉 ( he / teach / after only a few years / studied / hard / in Korean / so / was able to / that / such / he )</w:t>
       </w:r>
       <w:r>
         <w:br/>
@@ -4001,7 +4001,7 @@
           <w:sz w:val="20"/>
           <w:u w:val="none"/>
         </w:rPr>
-        <w:t>〈보기〉 ( Dr. Schofield / heard / people / shouting / to shout / for Korean independence / in Tapgol Park )</w:t>
+        <w:t>〈보기〉 ( in Tapgol Park / Dr. Schofield / to shout / heard / for Korean independence / people / shouting )</w:t>
       </w:r>
       <w:r>
         <w:br/>

--- a/mokdong2/2fin/word/md2s2_L6_check_exam.docx
+++ b/mokdong2/2fin/word/md2s2_L6_check_exam.docx
@@ -19,10 +19,10 @@
     </w:p>
     <w:p>
       <w:pPr>
-        <w:spacing w:after="80"/>
         <w:pBdr>
           <w:bottom w:val="single" w:sz="8" w:space="2" w:color="1F3864"/>
         </w:pBdr>
+        <w:spacing w:after="80"/>
       </w:pPr>
       <w:r>
         <w:rPr>
@@ -75,13 +75,13 @@
     </w:p>
     <w:p>
       <w:pPr>
-        <w:spacing w:after="60"/>
         <w:pBdr>
           <w:top w:val="single" w:sz="4" w:space="3" w:color="9AA9C2"/>
           <w:left w:val="single" w:sz="4" w:space="3" w:color="9AA9C2"/>
           <w:bottom w:val="single" w:sz="4" w:space="3" w:color="9AA9C2"/>
           <w:right w:val="single" w:sz="4" w:space="3" w:color="9AA9C2"/>
         </w:pBdr>
+        <w:spacing w:after="60"/>
         <w:ind w:left="57" w:right="57"/>
       </w:pPr>
       <w:r>
@@ -596,13 +596,13 @@
     </w:p>
     <w:p>
       <w:pPr>
-        <w:spacing w:after="60"/>
         <w:pBdr>
           <w:top w:val="single" w:sz="4" w:space="3" w:color="9AA9C2"/>
           <w:left w:val="single" w:sz="4" w:space="3" w:color="9AA9C2"/>
           <w:bottom w:val="single" w:sz="4" w:space="3" w:color="9AA9C2"/>
           <w:right w:val="single" w:sz="4" w:space="3" w:color="9AA9C2"/>
         </w:pBdr>
+        <w:spacing w:after="60"/>
         <w:ind w:left="57" w:right="57"/>
       </w:pPr>
       <w:r>
@@ -1117,13 +1117,13 @@
     </w:p>
     <w:p>
       <w:pPr>
-        <w:spacing w:after="60"/>
         <w:pBdr>
           <w:top w:val="single" w:sz="4" w:space="3" w:color="9AA9C2"/>
           <w:left w:val="single" w:sz="4" w:space="3" w:color="9AA9C2"/>
           <w:bottom w:val="single" w:sz="4" w:space="3" w:color="9AA9C2"/>
           <w:right w:val="single" w:sz="4" w:space="3" w:color="9AA9C2"/>
         </w:pBdr>
+        <w:spacing w:after="60"/>
         <w:ind w:left="57" w:right="57"/>
       </w:pPr>
       <w:r>
@@ -1539,13 +1539,13 @@
     </w:p>
     <w:p>
       <w:pPr>
-        <w:spacing w:after="60"/>
         <w:pBdr>
           <w:top w:val="single" w:sz="4" w:space="3" w:color="9AA9C2"/>
           <w:left w:val="single" w:sz="4" w:space="3" w:color="9AA9C2"/>
           <w:bottom w:val="single" w:sz="4" w:space="3" w:color="9AA9C2"/>
           <w:right w:val="single" w:sz="4" w:space="3" w:color="9AA9C2"/>
         </w:pBdr>
+        <w:spacing w:after="60"/>
         <w:ind w:left="57" w:right="57"/>
       </w:pPr>
       <w:r>
@@ -1941,9 +1941,9 @@
     </w:p>
     <w:p>
       <w:pPr>
+        <w:shd w:val="clear" w:color="auto" w:fill="F1F4F9"/>
         <w:spacing w:after="30"/>
         <w:ind w:left="85"/>
-        <w:shd w:val="clear" w:color="auto" w:fill="F1F4F9"/>
       </w:pPr>
       <w:r>
         <w:rPr>
@@ -2164,9 +2164,9 @@
     </w:p>
     <w:p>
       <w:pPr>
+        <w:shd w:val="clear" w:color="auto" w:fill="F1F4F9"/>
         <w:spacing w:after="30"/>
         <w:ind w:left="85"/>
-        <w:shd w:val="clear" w:color="auto" w:fill="F1F4F9"/>
       </w:pPr>
       <w:r>
         <w:rPr>
@@ -2348,9 +2348,9 @@
     </w:p>
     <w:p>
       <w:pPr>
+        <w:shd w:val="clear" w:color="auto" w:fill="F1F4F9"/>
         <w:spacing w:after="30"/>
         <w:ind w:left="85"/>
-        <w:shd w:val="clear" w:color="auto" w:fill="F1F4F9"/>
       </w:pPr>
       <w:r>
         <w:rPr>
@@ -2706,9 +2706,9 @@
     </w:p>
     <w:p>
       <w:pPr>
+        <w:shd w:val="clear" w:color="auto" w:fill="F1F4F9"/>
         <w:spacing w:after="30"/>
         <w:ind w:left="85"/>
-        <w:shd w:val="clear" w:color="auto" w:fill="F1F4F9"/>
       </w:pPr>
       <w:r>
         <w:rPr>
@@ -2890,9 +2890,9 @@
     </w:p>
     <w:p>
       <w:pPr>
+        <w:shd w:val="clear" w:color="auto" w:fill="F1F4F9"/>
         <w:spacing w:after="30"/>
         <w:ind w:left="85"/>
-        <w:shd w:val="clear" w:color="auto" w:fill="F1F4F9"/>
       </w:pPr>
       <w:r>
         <w:rPr>
@@ -3155,9 +3155,9 @@
     </w:p>
     <w:p>
       <w:pPr>
+        <w:shd w:val="clear" w:color="auto" w:fill="F1F4F9"/>
         <w:spacing w:after="30"/>
         <w:ind w:left="85"/>
-        <w:shd w:val="clear" w:color="auto" w:fill="F1F4F9"/>
       </w:pPr>
       <w:r>
         <w:rPr>
@@ -3339,9 +3339,9 @@
     </w:p>
     <w:p>
       <w:pPr>
+        <w:shd w:val="clear" w:color="auto" w:fill="F1F4F9"/>
         <w:spacing w:after="30"/>
         <w:ind w:left="85"/>
-        <w:shd w:val="clear" w:color="auto" w:fill="F1F4F9"/>
       </w:pPr>
       <w:r>
         <w:rPr>
@@ -3616,9 +3616,9 @@
     </w:p>
     <w:p>
       <w:pPr>
+        <w:shd w:val="clear" w:color="auto" w:fill="F1F4F9"/>
         <w:spacing w:after="30"/>
         <w:ind w:left="85"/>
-        <w:shd w:val="clear" w:color="auto" w:fill="F1F4F9"/>
       </w:pPr>
       <w:r>
         <w:rPr>
@@ -3860,9 +3860,9 @@
     </w:p>
     <w:p>
       <w:pPr>
+        <w:shd w:val="clear" w:color="auto" w:fill="F1F4F9"/>
         <w:spacing w:after="30"/>
         <w:ind w:left="85"/>
-        <w:shd w:val="clear" w:color="auto" w:fill="F1F4F9"/>
       </w:pPr>
       <w:r>
         <w:rPr>
@@ -3990,9 +3990,9 @@
     </w:p>
     <w:p>
       <w:pPr>
+        <w:shd w:val="clear" w:color="auto" w:fill="F1F4F9"/>
         <w:spacing w:after="30"/>
         <w:ind w:left="85"/>
-        <w:shd w:val="clear" w:color="auto" w:fill="F1F4F9"/>
       </w:pPr>
       <w:r>
         <w:rPr>
@@ -4102,9 +4102,9 @@
     </w:p>
     <w:p>
       <w:pPr>
+        <w:shd w:val="clear" w:color="auto" w:fill="F1F4F9"/>
         <w:spacing w:after="30"/>
         <w:ind w:left="85"/>
-        <w:shd w:val="clear" w:color="auto" w:fill="F1F4F9"/>
       </w:pPr>
       <w:r>
         <w:rPr>
@@ -4631,9 +4631,9 @@
     </w:p>
     <w:p>
       <w:pPr>
+        <w:shd w:val="clear" w:color="auto" w:fill="F1F4F9"/>
         <w:spacing w:after="30"/>
         <w:ind w:left="85"/>
-        <w:shd w:val="clear" w:color="auto" w:fill="F1F4F9"/>
       </w:pPr>
       <w:r>
         <w:rPr>
@@ -4794,9 +4794,9 @@
     </w:p>
     <w:p>
       <w:pPr>
+        <w:shd w:val="clear" w:color="auto" w:fill="F1F4F9"/>
         <w:spacing w:after="30"/>
         <w:ind w:left="85"/>
-        <w:shd w:val="clear" w:color="auto" w:fill="F1F4F9"/>
       </w:pPr>
       <w:r>
         <w:rPr>
@@ -5017,9 +5017,9 @@
     </w:p>
     <w:p>
       <w:pPr>
+        <w:shd w:val="clear" w:color="auto" w:fill="F1F4F9"/>
         <w:spacing w:after="30"/>
         <w:ind w:left="85"/>
-        <w:shd w:val="clear" w:color="auto" w:fill="F1F4F9"/>
       </w:pPr>
       <w:r>
         <w:rPr>
@@ -5172,8 +5172,8 @@
           <w:type w:val="continuous"/>
           <w:pgSz w:w="11906" w:h="16838"/>
           <w:pgMar w:top="680" w:right="794" w:bottom="624" w:left="794" w:header="720" w:footer="720" w:gutter="0"/>
+          <w:cols w:num="2" w:space="396" w:sep="1"/>
           <w:docGrid w:linePitch="360"/>
-          <w:cols w:num="2" w:space="396" w:sep="1"/>
         </w:sectPr>
       </w:pPr>
     </w:p>
@@ -6988,8 +6988,8 @@
     <w:sectPr>
       <w:pgSz w:w="11906" w:h="16838"/>
       <w:pgMar w:top="680" w:right="794" w:bottom="624" w:left="794" w:header="720" w:footer="720" w:gutter="0"/>
+      <w:cols w:num="1" w:space="396"/>
       <w:docGrid w:linePitch="360"/>
-      <w:cols w:num="1" w:space="396"/>
     </w:sectPr>
   </w:body>
 </w:document>
